--- a/Progres-Fatimah/Jurnal Submit/submit/JNHRC/Rasmaniar/Forwarding_Letter.docx
+++ b/Progres-Fatimah/Jurnal Submit/submit/JNHRC/Rasmaniar/Forwarding_Letter.docx
@@ -7,7 +7,7 @@
         <w:spacing w:after="120"/>
       </w:pPr>
       <w:r>
-        <w:t>Date: [Insert date]</w:t>
+        <w:t>June 5, 2026</w:t>
       </w:r>
     </w:p>
     <w:p>
